--- a/交互产品开发/Output/考核材料/21林昕+2023级+数字媒体艺术+影视班+《交互产品开发》+期末考查评分标准.docx
+++ b/交互产品开发/Output/考核材料/21林昕+2023级+数字媒体艺术+影视班+《交互产品开发》+期末考查评分标准.docx
@@ -1079,48 +1079,6 @@
                 <w:rFonts w:ascii="SimSun" w:hAnsi="SimSun" w:cs="SimSun"/>
                 <w:sz w:val="24"/>
               </w:rPr>
-              <w:t>一、创作主题：</w:t>
-            </w:r>
-            <w:r>
-              <w:rPr>
-                <w:rFonts w:ascii="SimSun" w:hAnsi="SimSun" w:cs="SimSun"/>
-                <w:sz w:val="24"/>
-              </w:rPr>
-              <w:br/>
-              <w:t xml:space="preserve">结合数字媒体艺术专业特色，以“基于数字身份的专业履历交互网站”为设计目标。应用场景侧重于个人数字资产的自我表达与交互呈现。你需要以个人作品集为素材基座，设计并开发专属数字产品。要求系统拓扑流向清晰，至少包含 4 个相互独立且逻辑关联的页面，充分展现独特的视觉风格与人机互动细节。</w:t>
-            </w:r>
-          </w:p>
-          <w:p>
-            <w:pPr>
-              <w:spacing w:line="360" w:lineRule="auto"/>
-              <w:jc w:val="left"/>
-              <w:rPr>
-                <w:rFonts w:ascii="SimSun" w:hAnsi="SimSun" w:cs="SimSun"/>
-                <w:sz w:val="24"/>
-              </w:rPr>
-            </w:pPr>
-            <w:r>
-              <w:rPr>
-                <w:rFonts w:ascii="SimSun" w:hAnsi="SimSun" w:cs="SimSun"/>
-                <w:sz w:val="24"/>
-              </w:rPr>
-              <w:t xml:space="preserve"/>
-            </w:r>
-          </w:p>
-          <w:p>
-            <w:pPr>
-              <w:spacing w:line="360" w:lineRule="auto"/>
-              <w:jc w:val="left"/>
-              <w:rPr>
-                <w:rFonts w:ascii="SimSun" w:hAnsi="SimSun" w:cs="SimSun"/>
-                <w:sz w:val="24"/>
-              </w:rPr>
-            </w:pPr>
-            <w:r>
-              <w:rPr>
-                <w:rFonts w:ascii="SimSun" w:hAnsi="SimSun" w:cs="SimSun"/>
-                <w:sz w:val="24"/>
-              </w:rPr>
               <w:lastRenderedPageBreak/>
               <w:t xml:space="preserve"/>
             </w:r>
@@ -1277,49 +1235,6 @@
           <w:tcPr>
             <w:tcW w:w="4262" w:type="dxa"/>
           </w:tcPr>
-          <w:p>
-            <w:pPr>
-              <w:spacing w:line="360" w:lineRule="auto"/>
-              <w:jc w:val="left"/>
-              <w:rPr>
-                <w:rFonts w:ascii="SimSun" w:hAnsi="SimSun" w:cs="SimSun"/>
-                <w:sz w:val="24"/>
-              </w:rPr>
-            </w:pPr>
-            <w:r>
-              <w:rPr>
-                <w:rFonts w:ascii="SimSun" w:hAnsi="SimSun" w:cs="SimSun"/>
-                <w:sz w:val="24"/>
-              </w:rPr>
-              <w:lastRenderedPageBreak/>
-              <w:t>一、创作主题：</w:t>
-            </w:r>
-            <w:r>
-              <w:rPr>
-                <w:rFonts w:ascii="SimSun" w:hAnsi="SimSun" w:cs="SimSun"/>
-                <w:sz w:val="24"/>
-              </w:rPr>
-              <w:br/>
-              <w:t xml:space="preserve">选取具体的非遗或在地文化元素，进行数字化体验重构与多页面的互动设计。应用场景为“面向在地文化或非遗主题的互动重塑系统”。需要你充分发挥创造力对在地文化进行现代转译。要求设计系统至少包含 4 个相互独立且逻辑关联的页面，交互链路完整且能在数据逻辑与代码层面跑通。</w:t>
-            </w:r>
-          </w:p>
-          <w:p>
-            <w:pPr>
-              <w:spacing w:line="360" w:lineRule="auto"/>
-              <w:jc w:val="left"/>
-              <w:rPr>
-                <w:rFonts w:ascii="SimSun" w:hAnsi="SimSun" w:cs="SimSun"/>
-                <w:sz w:val="24"/>
-              </w:rPr>
-            </w:pPr>
-            <w:r>
-              <w:rPr>
-                <w:rFonts w:ascii="SimSun" w:hAnsi="SimSun" w:cs="SimSun"/>
-                <w:sz w:val="24"/>
-              </w:rPr>
-              <w:t xml:space="preserve"/>
-            </w:r>
-          </w:p>
           <w:p>
             <w:pPr>
               <w:spacing w:line="360" w:lineRule="auto"/>
